--- a/Through Assignment 3/Assignment3_template_working.docx
+++ b/Through Assignment 3/Assignment3_template_working.docx
@@ -74,7 +74,627 @@
         </w:numPr>
       </w:pPr>
       <w:r>
-        <w:t xml:space="preserve">All of your numerical results for questions 5-7 should come up when the grader runs this script. However, you still need to manually write the specific statistics and the short interpretations which are requested below.</w:t>
+        <w:t xml:space="preserve">All of your numerical results for questions 3-7 should come up when the grader runs this script. However, you still need to manually write the specific statistics and the short interpretations which are requested below.</w:t>
+      </w:r>
+    </w:p>
+    <w:p>
+      <w:pPr>
+        <w:pStyle w:val="FirstParagraph"/>
+      </w:pPr>
+      <w:r>
+        <w:t xml:space="preserve">Q1. Explain the core logic of the ANOVA that follows from the CLT: Why, if the CLT formula is true, should two different estimates of the variance of a sampling distribution give the same result under the null hypothesis?</w:t>
+      </w:r>
+    </w:p>
+    <w:p>
+      <w:r>
+        <w:pict>
+          <v:rect style="width:0;height:1.5pt" o:hralign="center" o:hrstd="t" o:hr="t"/>
+        </w:pict>
+      </w:r>
+    </w:p>
+    <w:p>
+      <w:pPr>
+        <w:pStyle w:val="FirstParagraph"/>
+      </w:pPr>
+      <w:r>
+        <w:t xml:space="preserve">Q2. What role does Levene’s test play in allowing us to use MSerror as a legitimate estimate of the population-level variance that appears in the CLT formula?</w:t>
+      </w:r>
+    </w:p>
+    <w:p>
+      <w:r>
+        <w:pict>
+          <v:rect style="width:0;height:1.5pt" o:hralign="center" o:hrstd="t" o:hr="t"/>
+        </w:pict>
+      </w:r>
+    </w:p>
+    <w:p>
+      <w:pPr>
+        <w:pStyle w:val="FirstParagraph"/>
+      </w:pPr>
+      <w:r>
+        <w:t xml:space="preserve">Q3. A researcher conducts a taste-study on how much people like three different cookies. Five participants are assigned to one of three conditions (vanilla cookie, chocolate cookie and peanut butter cookie). Each participant rates how much they like their cookie on a scale from 1 (not at all) to 8 (very much).</w:t>
+      </w:r>
+    </w:p>
+    <w:p>
+      <w:pPr>
+        <w:pStyle w:val="BodyText"/>
+      </w:pPr>
+      <w:r>
+        <w:t xml:space="preserve">A. Compute the ANOVA and report the finding of the omnibus in a single sentence.</w:t>
+      </w:r>
+    </w:p>
+    <w:tbl>
+      <w:tblPr>
+        <w:tblStyle w:val="Table"/>
+        <w:tblW w:type="auto" w:w="0"/>
+        <w:tblLook w:firstRow="1" w:lastRow="0" w:firstColumn="0" w:lastColumn="0" w:noHBand="0" w:noVBand="0" w:val="0020"/>
+      </w:tblPr>
+      <w:tblGrid>
+        <w:gridCol w:w="2640"/>
+        <w:gridCol w:w="2640"/>
+        <w:gridCol w:w="2640"/>
+      </w:tblGrid>
+      <w:tr>
+        <w:trPr>
+          <w:tblHeader w:val="on"/>
+        </w:trPr>
+        <w:tc>
+          <w:tcPr/>
+          <w:p>
+            <w:pPr>
+              <w:pStyle w:val="Compact"/>
+              <w:jc w:val="center"/>
+            </w:pPr>
+            <w:r>
+              <w:t xml:space="preserve">Vanilla</w:t>
+            </w:r>
+          </w:p>
+        </w:tc>
+        <w:tc>
+          <w:tcPr/>
+          <w:p>
+            <w:pPr>
+              <w:pStyle w:val="Compact"/>
+              <w:jc w:val="center"/>
+            </w:pPr>
+            <w:r>
+              <w:t xml:space="preserve">Chocolate</w:t>
+            </w:r>
+          </w:p>
+        </w:tc>
+        <w:tc>
+          <w:tcPr/>
+          <w:p>
+            <w:pPr>
+              <w:pStyle w:val="Compact"/>
+              <w:jc w:val="center"/>
+            </w:pPr>
+            <w:r>
+              <w:t xml:space="preserve">PeanutButter</w:t>
+            </w:r>
+          </w:p>
+        </w:tc>
+      </w:tr>
+      <w:tr>
+        <w:tc>
+          <w:tcPr/>
+          <w:p>
+            <w:pPr>
+              <w:pStyle w:val="Compact"/>
+              <w:jc w:val="center"/>
+            </w:pPr>
+            <w:r>
+              <w:t xml:space="preserve">1</w:t>
+            </w:r>
+          </w:p>
+        </w:tc>
+        <w:tc>
+          <w:tcPr/>
+          <w:p>
+            <w:pPr>
+              <w:pStyle w:val="Compact"/>
+              <w:jc w:val="center"/>
+            </w:pPr>
+            <w:r>
+              <w:t xml:space="preserve">5</w:t>
+            </w:r>
+          </w:p>
+        </w:tc>
+        <w:tc>
+          <w:tcPr/>
+          <w:p>
+            <w:pPr>
+              <w:pStyle w:val="Compact"/>
+              <w:jc w:val="center"/>
+            </w:pPr>
+            <w:r>
+              <w:t xml:space="preserve">7</w:t>
+            </w:r>
+          </w:p>
+        </w:tc>
+      </w:tr>
+      <w:tr>
+        <w:tc>
+          <w:tcPr/>
+          <w:p>
+            <w:pPr>
+              <w:pStyle w:val="Compact"/>
+              <w:jc w:val="center"/>
+            </w:pPr>
+            <w:r>
+              <w:t xml:space="preserve">3</w:t>
+            </w:r>
+          </w:p>
+        </w:tc>
+        <w:tc>
+          <w:tcPr/>
+          <w:p>
+            <w:pPr>
+              <w:pStyle w:val="Compact"/>
+              <w:jc w:val="center"/>
+            </w:pPr>
+            <w:r>
+              <w:t xml:space="preserve">6</w:t>
+            </w:r>
+          </w:p>
+        </w:tc>
+        <w:tc>
+          <w:tcPr/>
+          <w:p>
+            <w:pPr>
+              <w:pStyle w:val="Compact"/>
+              <w:jc w:val="center"/>
+            </w:pPr>
+            <w:r>
+              <w:t xml:space="preserve">3</w:t>
+            </w:r>
+          </w:p>
+        </w:tc>
+      </w:tr>
+      <w:tr>
+        <w:tc>
+          <w:tcPr/>
+          <w:p>
+            <w:pPr>
+              <w:pStyle w:val="Compact"/>
+              <w:jc w:val="center"/>
+            </w:pPr>
+            <w:r>
+              <w:t xml:space="preserve">1</w:t>
+            </w:r>
+          </w:p>
+        </w:tc>
+        <w:tc>
+          <w:tcPr/>
+          <w:p>
+            <w:pPr>
+              <w:pStyle w:val="Compact"/>
+              <w:jc w:val="center"/>
+            </w:pPr>
+            <w:r>
+              <w:t xml:space="preserve">2</w:t>
+            </w:r>
+          </w:p>
+        </w:tc>
+        <w:tc>
+          <w:tcPr/>
+          <w:p>
+            <w:pPr>
+              <w:pStyle w:val="Compact"/>
+              <w:jc w:val="center"/>
+            </w:pPr>
+            <w:r>
+              <w:t xml:space="preserve">5</w:t>
+            </w:r>
+          </w:p>
+        </w:tc>
+      </w:tr>
+      <w:tr>
+        <w:tc>
+          <w:tcPr/>
+          <w:p>
+            <w:pPr>
+              <w:pStyle w:val="Compact"/>
+              <w:jc w:val="center"/>
+            </w:pPr>
+            <w:r>
+              <w:t xml:space="preserve">3</w:t>
+            </w:r>
+          </w:p>
+        </w:tc>
+        <w:tc>
+          <w:tcPr/>
+          <w:p>
+            <w:pPr>
+              <w:pStyle w:val="Compact"/>
+              <w:jc w:val="center"/>
+            </w:pPr>
+            <w:r>
+              <w:t xml:space="preserve">4</w:t>
+            </w:r>
+          </w:p>
+        </w:tc>
+        <w:tc>
+          <w:tcPr/>
+          <w:p>
+            <w:pPr>
+              <w:pStyle w:val="Compact"/>
+              <w:jc w:val="center"/>
+            </w:pPr>
+            <w:r>
+              <w:t xml:space="preserve">5</w:t>
+            </w:r>
+          </w:p>
+        </w:tc>
+      </w:tr>
+      <w:tr>
+        <w:tc>
+          <w:tcPr/>
+          <w:p>
+            <w:pPr>
+              <w:pStyle w:val="Compact"/>
+              <w:jc w:val="center"/>
+            </w:pPr>
+            <w:r>
+              <w:t xml:space="preserve">1</w:t>
+            </w:r>
+          </w:p>
+        </w:tc>
+        <w:tc>
+          <w:tcPr/>
+          <w:p>
+            <w:pPr>
+              <w:pStyle w:val="Compact"/>
+              <w:jc w:val="center"/>
+            </w:pPr>
+            <w:r>
+              <w:t xml:space="preserve">5</w:t>
+            </w:r>
+          </w:p>
+        </w:tc>
+        <w:tc>
+          <w:tcPr/>
+          <w:p>
+            <w:pPr>
+              <w:pStyle w:val="Compact"/>
+              <w:jc w:val="center"/>
+            </w:pPr>
+            <w:r>
+              <w:t xml:space="preserve">6</w:t>
+            </w:r>
+          </w:p>
+        </w:tc>
+      </w:tr>
+    </w:tbl>
+    <w:p>
+      <w:pPr>
+        <w:pStyle w:val="SourceCode"/>
+      </w:pPr>
+      <w:r>
+        <w:rPr>
+          <w:rStyle w:val="VerbatimChar"/>
+        </w:rPr>
+        <w:t xml:space="preserve">Anova Table (Type III tests)</w:t>
+      </w:r>
+      <w:r>
+        <w:br/>
+      </w:r>
+      <w:r>
+        <w:br/>
+      </w:r>
+      <w:r>
+        <w:rPr>
+          <w:rStyle w:val="VerbatimChar"/>
+        </w:rPr>
+        <w:t xml:space="preserve">Response: Score</w:t>
+      </w:r>
+      <w:r>
+        <w:br/>
+      </w:r>
+      <w:r>
+        <w:rPr>
+          <w:rStyle w:val="VerbatimChar"/>
+        </w:rPr>
+        <w:t xml:space="preserve">            Sum Sq Df F value    Pr(&gt;F)    </w:t>
+      </w:r>
+      <w:r>
+        <w:br/>
+      </w:r>
+      <w:r>
+        <w:rPr>
+          <w:rStyle w:val="VerbatimChar"/>
+        </w:rPr>
+        <w:t xml:space="preserve">(Intercept)   96.8  1 50.9474 1.184e-05 ***</w:t>
+      </w:r>
+      <w:r>
+        <w:br/>
+      </w:r>
+      <w:r>
+        <w:rPr>
+          <w:rStyle w:val="VerbatimChar"/>
+        </w:rPr>
+        <w:t xml:space="preserve">Group         31.6  2  8.3158   0.00542 ** </w:t>
+      </w:r>
+      <w:r>
+        <w:br/>
+      </w:r>
+      <w:r>
+        <w:rPr>
+          <w:rStyle w:val="VerbatimChar"/>
+        </w:rPr>
+        <w:t xml:space="preserve">Residuals     22.8 12                      </w:t>
+      </w:r>
+      <w:r>
+        <w:br/>
+      </w:r>
+      <w:r>
+        <w:rPr>
+          <w:rStyle w:val="VerbatimChar"/>
+        </w:rPr>
+        <w:t xml:space="preserve">---</w:t>
+      </w:r>
+      <w:r>
+        <w:br/>
+      </w:r>
+      <w:r>
+        <w:rPr>
+          <w:rStyle w:val="VerbatimChar"/>
+        </w:rPr>
+        <w:t xml:space="preserve">Signif. codes:  0 '***' 0.001 '**' 0.01 '*' 0.05 '.' 0.1 ' ' 1</w:t>
+      </w:r>
+    </w:p>
+    <w:p>
+      <w:pPr>
+        <w:pStyle w:val="FirstParagraph"/>
+      </w:pPr>
+      <w:r>
+        <w:t xml:space="preserve">B. Calculate eta squared. Describe what the effect size is measuring? (30 points)</w:t>
+      </w:r>
+    </w:p>
+    <w:p>
+      <w:pPr>
+        <w:pStyle w:val="SourceCode"/>
+      </w:pPr>
+      <w:r>
+        <w:rPr>
+          <w:rStyle w:val="VerbatimChar"/>
+        </w:rPr>
+        <w:t xml:space="preserve">[1] "Eta squared: " "0.581"        </w:t>
+      </w:r>
+    </w:p>
+    <w:p>
+      <w:pPr>
+        <w:pStyle w:val="FirstParagraph"/>
+      </w:pPr>
+      <w:r>
+        <w:t xml:space="preserve">C. To determine which group differs significantly from one another, calculate linear comparisons. Analyze these comparisons using the Bonferroni correction.</w:t>
+      </w:r>
+    </w:p>
+    <w:p>
+      <w:pPr>
+        <w:pStyle w:val="SourceCode"/>
+      </w:pPr>
+      <w:r>
+        <w:rPr>
+          <w:rStyle w:val="VerbatimChar"/>
+        </w:rPr>
+        <w:t xml:space="preserve"> contrast  estimate    SE df t.ratio p.value</w:t>
+      </w:r>
+      <w:r>
+        <w:br/>
+      </w:r>
+      <w:r>
+        <w:rPr>
+          <w:rStyle w:val="VerbatimChar"/>
+        </w:rPr>
+        <w:t xml:space="preserve"> Contrast1      0.9 0.755 12   1.192  0.5125</w:t>
+      </w:r>
+      <w:r>
+        <w:br/>
+      </w:r>
+      <w:r>
+        <w:rPr>
+          <w:rStyle w:val="VerbatimChar"/>
+        </w:rPr>
+        <w:t xml:space="preserve"> Contrast2      1.7 0.436 12   3.900  0.0042</w:t>
+      </w:r>
+      <w:r>
+        <w:br/>
+      </w:r>
+      <w:r>
+        <w:br/>
+      </w:r>
+      <w:r>
+        <w:rPr>
+          <w:rStyle w:val="VerbatimChar"/>
+        </w:rPr>
+        <w:t xml:space="preserve">P value adjustment: bonferroni method for 2 tests </w:t>
+      </w:r>
+    </w:p>
+    <w:p>
+      <w:pPr>
+        <w:pStyle w:val="FirstParagraph"/>
+      </w:pPr>
+      <w:r>
+        <w:t xml:space="preserve">D. Using Tukey a test, analyze which groups differ significantly from each other. Manually calculate this as you did in lab. Show your work.</w:t>
+      </w:r>
+    </w:p>
+    <w:tbl>
+      <w:tblPr>
+        <w:tblStyle w:val="Table"/>
+        <w:tblW w:type="auto" w:w="0"/>
+        <w:tblLook w:firstRow="1" w:lastRow="0" w:firstColumn="0" w:lastColumn="0" w:noHBand="0" w:noVBand="0" w:val="0020"/>
+      </w:tblPr>
+      <w:tblGrid>
+        <w:gridCol w:w="2640"/>
+        <w:gridCol w:w="2640"/>
+        <w:gridCol w:w="2640"/>
+      </w:tblGrid>
+      <w:tr>
+        <w:trPr>
+          <w:tblHeader w:val="on"/>
+        </w:trPr>
+        <w:tc>
+          <w:tcPr/>
+          <w:p>
+            <w:pPr>
+              <w:pStyle w:val="Compact"/>
+            </w:pPr>
+          </w:p>
+        </w:tc>
+        <w:tc>
+          <w:tcPr/>
+          <w:p>
+            <w:pPr>
+              <w:pStyle w:val="Compact"/>
+              <w:jc w:val="center"/>
+            </w:pPr>
+            <w:r>
+              <w:t xml:space="preserve">n</w:t>
+            </w:r>
+          </w:p>
+        </w:tc>
+        <w:tc>
+          <w:tcPr/>
+          <w:p>
+            <w:pPr>
+              <w:pStyle w:val="Compact"/>
+              <w:jc w:val="center"/>
+            </w:pPr>
+            <w:r>
+              <w:t xml:space="preserve">mean</w:t>
+            </w:r>
+          </w:p>
+        </w:tc>
+      </w:tr>
+      <w:tr>
+        <w:tc>
+          <w:tcPr/>
+          <w:p>
+            <w:pPr>
+              <w:pStyle w:val="Compact"/>
+              <w:jc w:val="left"/>
+            </w:pPr>
+            <w:r>
+              <w:t xml:space="preserve">Vanilla</w:t>
+            </w:r>
+          </w:p>
+        </w:tc>
+        <w:tc>
+          <w:tcPr/>
+          <w:p>
+            <w:pPr>
+              <w:pStyle w:val="Compact"/>
+              <w:jc w:val="center"/>
+            </w:pPr>
+            <w:r>
+              <w:t xml:space="preserve">5</w:t>
+            </w:r>
+          </w:p>
+        </w:tc>
+        <w:tc>
+          <w:tcPr/>
+          <w:p>
+            <w:pPr>
+              <w:pStyle w:val="Compact"/>
+              <w:jc w:val="center"/>
+            </w:pPr>
+            <w:r>
+              <w:t xml:space="preserve">1.8</w:t>
+            </w:r>
+          </w:p>
+        </w:tc>
+      </w:tr>
+      <w:tr>
+        <w:tc>
+          <w:tcPr/>
+          <w:p>
+            <w:pPr>
+              <w:pStyle w:val="Compact"/>
+              <w:jc w:val="left"/>
+            </w:pPr>
+            <w:r>
+              <w:t xml:space="preserve">Chocolate</w:t>
+            </w:r>
+          </w:p>
+        </w:tc>
+        <w:tc>
+          <w:tcPr/>
+          <w:p>
+            <w:pPr>
+              <w:pStyle w:val="Compact"/>
+              <w:jc w:val="center"/>
+            </w:pPr>
+            <w:r>
+              <w:t xml:space="preserve">5</w:t>
+            </w:r>
+          </w:p>
+        </w:tc>
+        <w:tc>
+          <w:tcPr/>
+          <w:p>
+            <w:pPr>
+              <w:pStyle w:val="Compact"/>
+              <w:jc w:val="center"/>
+            </w:pPr>
+            <w:r>
+              <w:t xml:space="preserve">4.4</w:t>
+            </w:r>
+          </w:p>
+        </w:tc>
+      </w:tr>
+      <w:tr>
+        <w:tc>
+          <w:tcPr/>
+          <w:p>
+            <w:pPr>
+              <w:pStyle w:val="Compact"/>
+              <w:jc w:val="left"/>
+            </w:pPr>
+            <w:r>
+              <w:t xml:space="preserve">PeanutButter</w:t>
+            </w:r>
+          </w:p>
+        </w:tc>
+        <w:tc>
+          <w:tcPr/>
+          <w:p>
+            <w:pPr>
+              <w:pStyle w:val="Compact"/>
+              <w:jc w:val="center"/>
+            </w:pPr>
+            <w:r>
+              <w:t xml:space="preserve">5</w:t>
+            </w:r>
+          </w:p>
+        </w:tc>
+        <w:tc>
+          <w:tcPr/>
+          <w:p>
+            <w:pPr>
+              <w:pStyle w:val="Compact"/>
+              <w:jc w:val="center"/>
+            </w:pPr>
+            <w:r>
+              <w:t xml:space="preserve">5.2</w:t>
+            </w:r>
+          </w:p>
+        </w:tc>
+      </w:tr>
+    </w:tbl>
+    <w:p>
+      <w:r>
+        <w:pict>
+          <v:rect style="width:0;height:1.5pt" o:hralign="center" o:hrstd="t" o:hr="t"/>
+        </w:pict>
+      </w:r>
+    </w:p>
+    <w:p>
+      <w:pPr>
+        <w:pStyle w:val="FirstParagraph"/>
+      </w:pPr>
+      <w:r>
+        <w:t xml:space="preserve">Q4. A researcher randomly assigned 20 people to one of two conditions. Analyze the data as both a t-test and an ANOVA. What is the relationship between F and t?</w:t>
       </w:r>
     </w:p>
     <w:tbl>
@@ -388,7 +1008,7 @@
         <w:rPr>
           <w:rStyle w:val="VerbatimChar"/>
         </w:rPr>
-        <w:t xml:space="preserve">    Welch Two Sample t-test</w:t>
+        <w:t xml:space="preserve">    Two Sample t-test</w:t>
       </w:r>
       <w:r>
         <w:br/>
@@ -409,7 +1029,7 @@
         <w:rPr>
           <w:rStyle w:val="VerbatimChar"/>
         </w:rPr>
-        <w:t xml:space="preserve">t = -4.586, df = 12.075, p-value = 0.000616</w:t>
+        <w:t xml:space="preserve">t = -4.586, df = 18, p-value = 0.0002292</w:t>
       </w:r>
       <w:r>
         <w:br/>
@@ -436,7 +1056,7 @@
         <w:rPr>
           <w:rStyle w:val="VerbatimChar"/>
         </w:rPr>
-        <w:t xml:space="preserve"> -8.258729 -2.941271</w:t>
+        <w:t xml:space="preserve"> -8.165458 -3.034542</w:t>
       </w:r>
       <w:r>
         <w:br/>
@@ -468,10 +1088,94 @@
     </w:p>
     <w:p>
       <w:pPr>
+        <w:pStyle w:val="SourceCode"/>
+      </w:pPr>
+      <w:r>
+        <w:rPr>
+          <w:rStyle w:val="VerbatimChar"/>
+        </w:rPr>
+        <w:t xml:space="preserve">Anova Table (Type III tests)</w:t>
+      </w:r>
+      <w:r>
+        <w:br/>
+      </w:r>
+      <w:r>
+        <w:br/>
+      </w:r>
+      <w:r>
+        <w:rPr>
+          <w:rStyle w:val="VerbatimChar"/>
+        </w:rPr>
+        <w:t xml:space="preserve">Response: Score</w:t>
+      </w:r>
+      <w:r>
+        <w:br/>
+      </w:r>
+      <w:r>
+        <w:rPr>
+          <w:rStyle w:val="VerbatimChar"/>
+        </w:rPr>
+        <w:t xml:space="preserve">            Sum Sq Df F value    Pr(&gt;F)    </w:t>
+      </w:r>
+      <w:r>
+        <w:br/>
+      </w:r>
+      <w:r>
+        <w:rPr>
+          <w:rStyle w:val="VerbatimChar"/>
+        </w:rPr>
+        <w:t xml:space="preserve">(Intercept)  220.9  1  29.629 3.594e-05 ***</w:t>
+      </w:r>
+      <w:r>
+        <w:br/>
+      </w:r>
+      <w:r>
+        <w:rPr>
+          <w:rStyle w:val="VerbatimChar"/>
+        </w:rPr>
+        <w:t xml:space="preserve">Group        156.8  1  21.031 0.0002292 ***</w:t>
+      </w:r>
+      <w:r>
+        <w:br/>
+      </w:r>
+      <w:r>
+        <w:rPr>
+          <w:rStyle w:val="VerbatimChar"/>
+        </w:rPr>
+        <w:t xml:space="preserve">Residuals    134.2 18                      </w:t>
+      </w:r>
+      <w:r>
+        <w:br/>
+      </w:r>
+      <w:r>
+        <w:rPr>
+          <w:rStyle w:val="VerbatimChar"/>
+        </w:rPr>
+        <w:t xml:space="preserve">---</w:t>
+      </w:r>
+      <w:r>
+        <w:br/>
+      </w:r>
+      <w:r>
+        <w:rPr>
+          <w:rStyle w:val="VerbatimChar"/>
+        </w:rPr>
+        <w:t xml:space="preserve">Signif. codes:  0 '***' 0.001 '**' 0.01 '*' 0.05 '.' 0.1 ' ' 1</w:t>
+      </w:r>
+    </w:p>
+    <w:p>
+      <w:r>
+        <w:pict>
+          <v:rect style="width:0;height:1.5pt" o:hralign="center" o:hrstd="t" o:hr="t"/>
+        </w:pict>
+      </w:r>
+    </w:p>
+    <w:p>
+      <w:pPr>
         <w:pStyle w:val="FirstParagraph"/>
       </w:pPr>
       <w:r>
-        <w:t xml:space="preserve"> </w:t>
+        <w:t xml:space="preserve">Q5. A researcher conducted an analysis on three groups and computed two comparisons. Below are the coefficients for the individual comparisons. Are they orthogonal? Show your work.</w:t>
       </w:r>
     </w:p>
     <w:tbl>

--- a/Through Assignment 3/Assignment3_template_working.docx
+++ b/Through Assignment 3/Assignment3_template_working.docx
@@ -694,7 +694,7 @@
         <w:pStyle w:val="FirstParagraph"/>
       </w:pPr>
       <w:r>
-        <w:t xml:space="preserve">Q4. A researcher randomly assigned 20 people to one of two conditions. Analyze the data as both a t-test and an ANOVA. What is the relationship between F and t?</w:t>
+        <w:t xml:space="preserve">Q4. A researcher randomly assigned 20 people to one of two conditions. Analyze the data as both a t-test and an ANOVA. What is the relationship between the F-statistic and the t-statistic?</w:t>
       </w:r>
     </w:p>
     <w:tbl>

--- a/Through Assignment 3/Assignment3_template_working.docx
+++ b/Through Assignment 3/Assignment3_template_working.docx
@@ -120,7 +120,7 @@
         <w:pStyle w:val="BodyText"/>
       </w:pPr>
       <w:r>
-        <w:t xml:space="preserve">A. Compute the ANOVA and report the finding of the omnibus in a single sentence.</w:t>
+        <w:t xml:space="preserve">A. Compute the ANOVA and report the Levene test in one sentence and the finding of the omnibus in one additional sentence.</w:t>
       </w:r>
     </w:p>
     <w:tbl>
@@ -374,104 +374,142 @@
         <w:rPr>
           <w:rStyle w:val="VerbatimChar"/>
         </w:rPr>
-        <w:t xml:space="preserve">Anova Table (Type III tests)</w:t>
-      </w:r>
-      <w:r>
-        <w:br/>
-      </w:r>
-      <w:r>
-        <w:br/>
-      </w:r>
-      <w:r>
-        <w:rPr>
-          <w:rStyle w:val="VerbatimChar"/>
-        </w:rPr>
-        <w:t xml:space="preserve">Response: Score</w:t>
-      </w:r>
-      <w:r>
-        <w:br/>
-      </w:r>
-      <w:r>
-        <w:rPr>
-          <w:rStyle w:val="VerbatimChar"/>
-        </w:rPr>
-        <w:t xml:space="preserve">            Sum Sq Df F value    Pr(&gt;F)    </w:t>
-      </w:r>
-      <w:r>
-        <w:br/>
-      </w:r>
-      <w:r>
-        <w:rPr>
-          <w:rStyle w:val="VerbatimChar"/>
-        </w:rPr>
-        <w:t xml:space="preserve">(Intercept)   96.8  1 50.9474 1.184e-05 ***</w:t>
-      </w:r>
-      <w:r>
-        <w:br/>
-      </w:r>
-      <w:r>
-        <w:rPr>
-          <w:rStyle w:val="VerbatimChar"/>
-        </w:rPr>
-        <w:t xml:space="preserve">Group         31.6  2  8.3158   0.00542 ** </w:t>
-      </w:r>
-      <w:r>
-        <w:br/>
-      </w:r>
-      <w:r>
-        <w:rPr>
-          <w:rStyle w:val="VerbatimChar"/>
-        </w:rPr>
-        <w:t xml:space="preserve">Residuals     22.8 12                      </w:t>
-      </w:r>
-      <w:r>
-        <w:br/>
-      </w:r>
-      <w:r>
-        <w:rPr>
-          <w:rStyle w:val="VerbatimChar"/>
-        </w:rPr>
-        <w:t xml:space="preserve">---</w:t>
-      </w:r>
-      <w:r>
-        <w:br/>
-      </w:r>
-      <w:r>
-        <w:rPr>
-          <w:rStyle w:val="VerbatimChar"/>
-        </w:rPr>
-        <w:t xml:space="preserve">Signif. codes:  0 '***' 0.001 '**' 0.01 '*' 0.05 '.' 0.1 ' ' 1</w:t>
+        <w:t xml:space="preserve">Levene's Test for Homogeneity of Variance (center = median)</w:t>
+      </w:r>
+      <w:r>
+        <w:br/>
+      </w:r>
+      <w:r>
+        <w:rPr>
+          <w:rStyle w:val="VerbatimChar"/>
+        </w:rPr>
+        <w:t xml:space="preserve">      Df F value Pr(&gt;F)</w:t>
+      </w:r>
+      <w:r>
+        <w:br/>
+      </w:r>
+      <w:r>
+        <w:rPr>
+          <w:rStyle w:val="VerbatimChar"/>
+        </w:rPr>
+        <w:t xml:space="preserve">group  2  0.0541 0.9476</w:t>
+      </w:r>
+      <w:r>
+        <w:br/>
+      </w:r>
+      <w:r>
+        <w:rPr>
+          <w:rStyle w:val="VerbatimChar"/>
+        </w:rPr>
+        <w:t xml:space="preserve">      12               </w:t>
       </w:r>
     </w:p>
     <w:p>
       <w:pPr>
-        <w:pStyle w:val="FirstParagraph"/>
-      </w:pPr>
-      <w:r>
-        <w:t xml:space="preserve">B. Calculate eta squared. Describe what the effect size is measuring? (30 points)</w:t>
+        <w:pStyle w:val="SourceCode"/>
+      </w:pPr>
+      <w:r>
+        <w:rPr>
+          <w:rStyle w:val="VerbatimChar"/>
+        </w:rPr>
+        <w:t xml:space="preserve">Anova Table (Type III tests)</w:t>
+      </w:r>
+      <w:r>
+        <w:br/>
+      </w:r>
+      <w:r>
+        <w:br/>
+      </w:r>
+      <w:r>
+        <w:rPr>
+          <w:rStyle w:val="VerbatimChar"/>
+        </w:rPr>
+        <w:t xml:space="preserve">Response: Score</w:t>
+      </w:r>
+      <w:r>
+        <w:br/>
+      </w:r>
+      <w:r>
+        <w:rPr>
+          <w:rStyle w:val="VerbatimChar"/>
+        </w:rPr>
+        <w:t xml:space="preserve">            Sum Sq Df F value  Pr(&gt;F)   </w:t>
+      </w:r>
+      <w:r>
+        <w:br/>
+      </w:r>
+      <w:r>
+        <w:rPr>
+          <w:rStyle w:val="VerbatimChar"/>
+        </w:rPr>
+        <w:t xml:space="preserve">(Intercept)   16.2  1  8.5263 0.01284 * </w:t>
+      </w:r>
+      <w:r>
+        <w:br/>
+      </w:r>
+      <w:r>
+        <w:rPr>
+          <w:rStyle w:val="VerbatimChar"/>
+        </w:rPr>
+        <w:t xml:space="preserve">Group         31.6  2  8.3158 0.00542 **</w:t>
+      </w:r>
+      <w:r>
+        <w:br/>
+      </w:r>
+      <w:r>
+        <w:rPr>
+          <w:rStyle w:val="VerbatimChar"/>
+        </w:rPr>
+        <w:t xml:space="preserve">Residuals     22.8 12                   </w:t>
+      </w:r>
+      <w:r>
+        <w:br/>
+      </w:r>
+      <w:r>
+        <w:rPr>
+          <w:rStyle w:val="VerbatimChar"/>
+        </w:rPr>
+        <w:t xml:space="preserve">---</w:t>
+      </w:r>
+      <w:r>
+        <w:br/>
+      </w:r>
+      <w:r>
+        <w:rPr>
+          <w:rStyle w:val="VerbatimChar"/>
+        </w:rPr>
+        <w:t xml:space="preserve">Signif. codes:  0 '***' 0.001 '**' 0.01 '*' 0.05 '.' 0.1 ' ' 1</w:t>
       </w:r>
     </w:p>
     <w:p>
       <w:pPr>
-        <w:pStyle w:val="SourceCode"/>
-      </w:pPr>
-      <w:r>
-        <w:rPr>
-          <w:rStyle w:val="VerbatimChar"/>
-        </w:rPr>
-        <w:t xml:space="preserve">[1] "Eta squared: " "0.581"        </w:t>
+        <w:pStyle w:val="FirstParagraph"/>
+      </w:pPr>
+      <w:r>
+        <w:t xml:space="preserve">B. Calculate eta squared. Describe what the effect size is measuring? (30 points)</w:t>
       </w:r>
     </w:p>
     <w:p>
       <w:pPr>
-        <w:pStyle w:val="FirstParagraph"/>
-      </w:pPr>
-      <w:r>
-        <w:t xml:space="preserve">C. To determine which group differs significantly from one another, calculate linear comparisons. Analyze these comparisons using the Bonferroni correction.</w:t>
+        <w:pStyle w:val="SourceCode"/>
+      </w:pPr>
+      <w:r>
+        <w:rPr>
+          <w:rStyle w:val="VerbatimChar"/>
+        </w:rPr>
+        <w:t xml:space="preserve">[1] "Eta squared: " "0.581"        </w:t>
       </w:r>
     </w:p>
     <w:p>
       <w:pPr>
+        <w:pStyle w:val="FirstParagraph"/>
+      </w:pPr>
+      <w:r>
+        <w:t xml:space="preserve">C. To determine which group differs significantly from one another, calculate linear comparisons. Analyze these comparisons using the Bonferroni correction.</w:t>
+      </w:r>
+    </w:p>
+    <w:p>
+      <w:pPr>
         <w:pStyle w:val="SourceCode"/>
       </w:pPr>
       <w:r>
@@ -487,16 +525,16 @@
         <w:rPr>
           <w:rStyle w:val="VerbatimChar"/>
         </w:rPr>
-        <w:t xml:space="preserve"> Contrast1      0.9 0.755 12   1.192  0.5125</w:t>
-      </w:r>
-      <w:r>
-        <w:br/>
-      </w:r>
-      <w:r>
-        <w:rPr>
-          <w:rStyle w:val="VerbatimChar"/>
-        </w:rPr>
-        <w:t xml:space="preserve"> Contrast2      1.7 0.436 12   3.900  0.0042</w:t>
+        <w:t xml:space="preserve"> Contrast1     -3.0 0.755 12  -3.974  0.0037</w:t>
+      </w:r>
+      <w:r>
+        <w:br/>
+      </w:r>
+      <w:r>
+        <w:rPr>
+          <w:rStyle w:val="VerbatimChar"/>
+        </w:rPr>
+        <w:t xml:space="preserve"> Contrast2     -0.4 0.436 12  -0.918  0.7537</w:t>
       </w:r>
       <w:r>
         <w:br/>
